--- a/benchmarks/docx/corpus/baseline/headings-inline-control.docx
+++ b/benchmarks/docx/corpus/baseline/headings-inline-control.docx
@@ -486,7 +486,7 @@
     <w:link w:val="Heading1Char"/>
     <w:uiPriority w:val="9"/>
     <w:qFormat/>
-    <w:rsid w:val="00331C23"/>
+    <w:rsid w:val="000E1D45"/>
     <w:pPr>
       <w:keepNext/>
       <w:keepLines/>
@@ -508,7 +508,7 @@
     <w:uiPriority w:val="9"/>
     <w:unhideWhenUsed/>
     <w:qFormat/>
-    <w:rsid w:val="00331C23"/>
+    <w:rsid w:val="000E1D45"/>
     <w:pPr>
       <w:keepNext/>
       <w:keepLines/>
@@ -530,7 +530,7 @@
     <w:uiPriority w:val="9"/>
     <w:unhideWhenUsed/>
     <w:qFormat/>
-    <w:rsid w:val="00331C23"/>
+    <w:rsid w:val="000E1D45"/>
     <w:pPr>
       <w:keepNext/>
       <w:keepLines/>
@@ -553,7 +553,7 @@
     <w:semiHidden/>
     <w:unhideWhenUsed/>
     <w:qFormat/>
-    <w:rsid w:val="00331C23"/>
+    <w:rsid w:val="000E1D45"/>
     <w:pPr>
       <w:keepNext/>
       <w:keepLines/>
@@ -576,7 +576,7 @@
     <w:semiHidden/>
     <w:unhideWhenUsed/>
     <w:qFormat/>
-    <w:rsid w:val="00331C23"/>
+    <w:rsid w:val="000E1D45"/>
     <w:pPr>
       <w:keepNext/>
       <w:keepLines/>
@@ -597,7 +597,7 @@
     <w:semiHidden/>
     <w:unhideWhenUsed/>
     <w:qFormat/>
-    <w:rsid w:val="00331C23"/>
+    <w:rsid w:val="000E1D45"/>
     <w:pPr>
       <w:keepNext/>
       <w:keepLines/>
@@ -620,7 +620,7 @@
     <w:semiHidden/>
     <w:unhideWhenUsed/>
     <w:qFormat/>
-    <w:rsid w:val="00331C23"/>
+    <w:rsid w:val="000E1D45"/>
     <w:pPr>
       <w:keepNext/>
       <w:keepLines/>
@@ -641,7 +641,7 @@
     <w:semiHidden/>
     <w:unhideWhenUsed/>
     <w:qFormat/>
-    <w:rsid w:val="00331C23"/>
+    <w:rsid w:val="000E1D45"/>
     <w:pPr>
       <w:keepNext/>
       <w:keepLines/>
@@ -664,7 +664,7 @@
     <w:semiHidden/>
     <w:unhideWhenUsed/>
     <w:qFormat/>
-    <w:rsid w:val="00331C23"/>
+    <w:rsid w:val="000E1D45"/>
     <w:pPr>
       <w:keepNext/>
       <w:keepLines/>
@@ -708,7 +708,7 @@
     <w:basedOn w:val="DefaultParagraphFont"/>
     <w:link w:val="Heading1"/>
     <w:uiPriority w:val="9"/>
-    <w:rsid w:val="00331C23"/>
+    <w:rsid w:val="000E1D45"/>
     <w:rPr>
       <w:rFonts w:asciiTheme="majorHAnsi" w:eastAsiaTheme="majorEastAsia" w:hAnsiTheme="majorHAnsi" w:cstheme="majorBidi"/>
       <w:color w:val="2F5496" w:themeColor="accent1" w:themeShade="BF"/>
@@ -721,7 +721,7 @@
     <w:basedOn w:val="DefaultParagraphFont"/>
     <w:link w:val="Heading2"/>
     <w:uiPriority w:val="9"/>
-    <w:rsid w:val="00331C23"/>
+    <w:rsid w:val="000E1D45"/>
     <w:rPr>
       <w:rFonts w:asciiTheme="majorHAnsi" w:eastAsiaTheme="majorEastAsia" w:hAnsiTheme="majorHAnsi" w:cstheme="majorBidi"/>
       <w:color w:val="2F5496" w:themeColor="accent1" w:themeShade="BF"/>
@@ -734,7 +734,7 @@
     <w:basedOn w:val="DefaultParagraphFont"/>
     <w:link w:val="Heading3"/>
     <w:uiPriority w:val="9"/>
-    <w:rsid w:val="00331C23"/>
+    <w:rsid w:val="000E1D45"/>
     <w:rPr>
       <w:rFonts w:eastAsiaTheme="majorEastAsia" w:cstheme="majorBidi"/>
       <w:color w:val="2F5496" w:themeColor="accent1" w:themeShade="BF"/>
@@ -748,7 +748,7 @@
     <w:link w:val="Heading4"/>
     <w:uiPriority w:val="9"/>
     <w:semiHidden/>
-    <w:rsid w:val="00331C23"/>
+    <w:rsid w:val="000E1D45"/>
     <w:rPr>
       <w:rFonts w:eastAsiaTheme="majorEastAsia" w:cstheme="majorBidi"/>
       <w:i/>
@@ -762,7 +762,7 @@
     <w:link w:val="Heading5"/>
     <w:uiPriority w:val="9"/>
     <w:semiHidden/>
-    <w:rsid w:val="00331C23"/>
+    <w:rsid w:val="000E1D45"/>
     <w:rPr>
       <w:rFonts w:eastAsiaTheme="majorEastAsia" w:cstheme="majorBidi"/>
       <w:color w:val="2F5496" w:themeColor="accent1" w:themeShade="BF"/>
@@ -774,7 +774,7 @@
     <w:link w:val="Heading6"/>
     <w:uiPriority w:val="9"/>
     <w:semiHidden/>
-    <w:rsid w:val="00331C23"/>
+    <w:rsid w:val="000E1D45"/>
     <w:rPr>
       <w:rFonts w:eastAsiaTheme="majorEastAsia" w:cstheme="majorBidi"/>
       <w:i/>
@@ -788,7 +788,7 @@
     <w:link w:val="Heading7"/>
     <w:uiPriority w:val="9"/>
     <w:semiHidden/>
-    <w:rsid w:val="00331C23"/>
+    <w:rsid w:val="000E1D45"/>
     <w:rPr>
       <w:rFonts w:eastAsiaTheme="majorEastAsia" w:cstheme="majorBidi"/>
       <w:color w:val="595959" w:themeColor="text1" w:themeTint="A6"/>
@@ -800,7 +800,7 @@
     <w:link w:val="Heading8"/>
     <w:uiPriority w:val="9"/>
     <w:semiHidden/>
-    <w:rsid w:val="00331C23"/>
+    <w:rsid w:val="000E1D45"/>
     <w:rPr>
       <w:rFonts w:eastAsiaTheme="majorEastAsia" w:cstheme="majorBidi"/>
       <w:i/>
@@ -814,7 +814,7 @@
     <w:link w:val="Heading9"/>
     <w:uiPriority w:val="9"/>
     <w:semiHidden/>
-    <w:rsid w:val="00331C23"/>
+    <w:rsid w:val="000E1D45"/>
     <w:rPr>
       <w:rFonts w:eastAsiaTheme="majorEastAsia" w:cstheme="majorBidi"/>
       <w:color w:val="272727" w:themeColor="text1" w:themeTint="D8"/>
@@ -827,7 +827,7 @@
     <w:link w:val="TitleChar"/>
     <w:uiPriority w:val="10"/>
     <w:qFormat/>
-    <w:rsid w:val="00331C23"/>
+    <w:rsid w:val="000E1D45"/>
     <w:pPr>
       <w:spacing w:after="80" w:line="240" w:lineRule="auto"/>
       <w:contextualSpacing/>
@@ -845,7 +845,7 @@
     <w:basedOn w:val="DefaultParagraphFont"/>
     <w:link w:val="Title"/>
     <w:uiPriority w:val="10"/>
-    <w:rsid w:val="00331C23"/>
+    <w:rsid w:val="000E1D45"/>
     <w:rPr>
       <w:rFonts w:asciiTheme="majorHAnsi" w:eastAsiaTheme="majorEastAsia" w:hAnsiTheme="majorHAnsi" w:cstheme="majorBidi"/>
       <w:spacing w:val="-10"/>
@@ -861,7 +861,7 @@
     <w:link w:val="SubtitleChar"/>
     <w:uiPriority w:val="11"/>
     <w:qFormat/>
-    <w:rsid w:val="00331C23"/>
+    <w:rsid w:val="000E1D45"/>
     <w:pPr>
       <w:numPr>
         <w:ilvl w:val="1"/>
@@ -880,7 +880,7 @@
     <w:basedOn w:val="DefaultParagraphFont"/>
     <w:link w:val="Subtitle"/>
     <w:uiPriority w:val="11"/>
-    <w:rsid w:val="00331C23"/>
+    <w:rsid w:val="000E1D45"/>
     <w:rPr>
       <w:rFonts w:eastAsiaTheme="majorEastAsia" w:cstheme="majorBidi"/>
       <w:color w:val="595959" w:themeColor="text1" w:themeTint="A6"/>
@@ -896,7 +896,7 @@
     <w:link w:val="QuoteChar"/>
     <w:uiPriority w:val="29"/>
     <w:qFormat/>
-    <w:rsid w:val="00331C23"/>
+    <w:rsid w:val="000E1D45"/>
     <w:pPr>
       <w:spacing w:before="160"/>
       <w:jc w:val="center"/>
@@ -912,7 +912,7 @@
     <w:basedOn w:val="DefaultParagraphFont"/>
     <w:link w:val="Quote"/>
     <w:uiPriority w:val="29"/>
-    <w:rsid w:val="00331C23"/>
+    <w:rsid w:val="000E1D45"/>
     <w:rPr>
       <w:i/>
       <w:iCs/>
@@ -924,7 +924,7 @@
     <w:basedOn w:val="Normal"/>
     <w:uiPriority w:val="34"/>
     <w:qFormat/>
-    <w:rsid w:val="00331C23"/>
+    <w:rsid w:val="000E1D45"/>
     <w:pPr>
       <w:ind w:left="720"/>
       <w:contextualSpacing/>
@@ -935,7 +935,7 @@
     <w:basedOn w:val="DefaultParagraphFont"/>
     <w:uiPriority w:val="21"/>
     <w:qFormat/>
-    <w:rsid w:val="00331C23"/>
+    <w:rsid w:val="000E1D45"/>
     <w:rPr>
       <w:i/>
       <w:iCs/>
@@ -949,7 +949,7 @@
     <w:link w:val="IntenseQuoteChar"/>
     <w:uiPriority w:val="30"/>
     <w:qFormat/>
-    <w:rsid w:val="00331C23"/>
+    <w:rsid w:val="000E1D45"/>
     <w:pPr>
       <w:pBdr>
         <w:top w:val="single" w:sz="4" w:space="10" w:color="2F5496" w:themeColor="accent1" w:themeShade="BF"/>
@@ -970,7 +970,7 @@
     <w:basedOn w:val="DefaultParagraphFont"/>
     <w:link w:val="IntenseQuote"/>
     <w:uiPriority w:val="30"/>
-    <w:rsid w:val="00331C23"/>
+    <w:rsid w:val="000E1D45"/>
     <w:rPr>
       <w:i/>
       <w:iCs/>
@@ -982,7 +982,7 @@
     <w:basedOn w:val="DefaultParagraphFont"/>
     <w:uiPriority w:val="32"/>
     <w:qFormat/>
-    <w:rsid w:val="00331C23"/>
+    <w:rsid w:val="000E1D45"/>
     <w:rPr>
       <w:b/>
       <w:bCs/>
